--- a/data/revised_2026-10_full/tracked/v2/Core_Mathematics/SS2.3_Rotation/Core_Mathematics_Rotation_FinalExplanation_TeacherKey_TRACKED.docx
+++ b/data/revised_2026-10_full/tracked/v2/Core_Mathematics/SS2.3_Rotation/Core_Mathematics_Rotation_FinalExplanation_TeacherKey_TRACKED.docx
@@ -329,7 +329,7 @@
               </w:rPr>
               <w:t xml:space="preserve">The minute hand of the University of Nairobi clock was observed at 12:00, 12:15, 12:30 and 12:45. The hand pointed in a different direction each time, yet it looked the same. (a) Name the type of motion the hand is performing and say how it differs from a translation and from a reflection. (b) Say which point is the centre of rotation, and explain why it is the only point that does not move. (c) List what changes and what stays the same about the hand during the motion, and give a reason for each. (d) Explain how a compass and a protractor in the four-step construction method represent features of the clock.</w:t>
             </w:r>
-            <w:ins w:id="9001" w:author="Claude (AI) - proposed" w:date="2026-10-15T20:14:05Z">
+            <w:ins w:id="9001" w:author="Claude (AI) - proposed" w:date="2026-10-18T00:27:33Z">
               <w:r>
                 <w:rPr>
                   <w:rFonts w:ascii="Arial" w:cs="Arial" w:eastAsia="Arial" w:hAnsi="Arial"/>
@@ -377,7 +377,7 @@
               </w:rPr>
               <w:t xml:space="preserve">(a) The hand is performing a rotation: every point turns about a fixed point. A translation slides the object without turning it, and a reflection flips it over a mirror line. The hand does neither of those. (b) The centre of rotation is the pivot (axle) at the centre of the clock face. It is the only invariant point because it is the point the whole hand turns about, so its distance from itself is zero and it stays where it is. (c) What changes: the direction the hand points and the position of every point except the centre. What stays the same: the length and shape of the hand, the distance of every point from the centre, and the sizes of the angles. The object and image are congruent, because rotation does not stretch, shrink or flip the hand. (d) The compass pin is the fixed centre of the clock. The compass arc is the circular path traced by any point on the hand, so the distance from the centre is kept. The protractor angle is the angle through which the hand turns. Between them, the same four steps (mark the centre, draw rays, compass for distance, protractor for angle) predict where each point lands.</w:t>
             </w:r>
-            <w:ins w:id="9002" w:author="Claude (AI) - proposed" w:date="2026-10-15T20:14:05Z">
+            <w:ins w:id="9002" w:author="Claude (AI) - proposed" w:date="2026-10-18T00:27:33Z">
               <w:r>
                 <w:rPr>
                   <w:rFonts w:ascii="Arial" w:cs="Arial" w:eastAsia="Arial" w:hAnsi="Arial"/>
@@ -1705,7 +1705,7 @@
               </w:rPr>
               <w:t xml:space="preserve">(a) What does it mean for a plane figure to have rotational symmetry of order n, and how do you work out the smallest angle of rotation that maps it onto itself? (b) State the order of rotational symmetry of a regular hexagon (like the weave pattern of a </w:t>
             </w:r>
-            <w:del w:id="9003" w:author="Claude (AI) - proposed" w:date="2026-10-15T20:14:05Z">
+            <w:del w:id="9003" w:author="Claude (AI) - proposed" w:date="2026-10-18T00:27:33Z">
               <w:r>
                 <w:rPr>
                   <w:rFonts w:ascii="Arial" w:cs="Arial" w:eastAsia="Arial" w:hAnsi="Arial"/>
@@ -1720,7 +1720,7 @@
                 <w:delText xml:space="preserve">Maasai</w:delText>
               </w:r>
             </w:del>
-            <w:ins w:id="9004" w:author="Claude (AI) - proposed" w:date="2026-10-15T20:14:05Z">
+            <w:ins w:id="9004" w:author="Claude (AI) - proposed" w:date="2026-10-18T00:27:33Z">
               <w:r>
                 <w:rPr>
                   <w:rFonts w:ascii="Arial" w:cs="Arial" w:eastAsia="Arial" w:hAnsi="Arial"/>
@@ -1748,7 +1748,7 @@
               </w:rPr>
               <w:t xml:space="preserve"> kiondo basket), a rectangle, and the letter S. (c) </w:t>
             </w:r>
-            <w:del w:id="9005" w:author="Claude (AI) - proposed" w:date="2026-10-15T20:14:05Z">
+            <w:del w:id="9005" w:author="Claude (AI) - proposed" w:date="2026-10-18T00:27:33Z">
               <w:r>
                 <w:rPr>
                   <w:rFonts w:ascii="Arial" w:cs="Arial" w:eastAsia="Arial" w:hAnsi="Arial"/>
@@ -1763,7 +1763,7 @@
                 <w:delText xml:space="preserve">The</w:delText>
               </w:r>
             </w:del>
-            <w:ins w:id="9006" w:author="Claude (AI) - proposed" w:date="2026-10-15T20:14:05Z">
+            <w:ins w:id="9006" w:author="Claude (AI) - proposed" w:date="2026-10-18T00:27:33Z">
               <w:r>
                 <w:rPr>
                   <w:rFonts w:ascii="Arial" w:cs="Arial" w:eastAsia="Arial" w:hAnsi="Arial"/>
@@ -1791,7 +1791,7 @@
               </w:rPr>
               <w:t xml:space="preserve"> clock face at the University of Nairobi </w:t>
             </w:r>
-            <w:del w:id="9007" w:author="Claude (AI) - proposed" w:date="2026-10-15T20:14:05Z">
+            <w:del w:id="9007" w:author="Claude (AI) - proposed" w:date="2026-10-18T00:27:33Z">
               <w:r>
                 <w:rPr>
                   <w:rFonts w:ascii="Arial" w:cs="Arial" w:eastAsia="Arial" w:hAnsi="Arial"/>
@@ -1806,7 +1806,7 @@
                 <w:delText xml:space="preserve">has 12 equally spaced marks</w:delText>
               </w:r>
             </w:del>
-            <w:ins w:id="9008" w:author="Claude (AI) - proposed" w:date="2026-10-15T20:14:05Z">
+            <w:ins w:id="9008" w:author="Claude (AI) - proposed" w:date="2026-10-18T00:27:33Z">
               <w:r>
                 <w:rPr>
                   <w:rFonts w:ascii="Arial" w:cs="Arial" w:eastAsia="Arial" w:hAnsi="Arial"/>
@@ -1834,7 +1834,7 @@
               </w:rPr>
               <w:t xml:space="preserve">. State its order of rotational symmetry and the angle between each coincident position. (d) A triangular prism</w:t>
             </w:r>
-            <w:ins w:id="9009" w:author="Claude (AI) - proposed" w:date="2026-10-15T20:14:05Z">
+            <w:ins w:id="9009" w:author="Claude (AI) - proposed" w:date="2026-10-18T00:27:33Z">
               <w:r>
                 <w:rPr>
                   <w:rFonts w:ascii="Arial" w:cs="Arial" w:eastAsia="Arial" w:hAnsi="Arial"/>
@@ -2258,7 +2258,7 @@
               </w:rPr>
               <w:t xml:space="preserve">Properties of rotation</w:t>
             </w:r>
-            <w:ins w:id="9010" w:author="Claude (AI) - proposed" w:date="2026-10-15T20:14:05Z">
+            <w:ins w:id="9010" w:author="Claude (AI) - proposed" w:date="2026-10-18T00:27:33Z">
               <w:r>
                 <w:rPr>
                   <w:rFonts w:ascii="Arial" w:cs="Arial" w:eastAsia="Arial" w:hAnsi="Arial"/>
@@ -2306,7 +2306,7 @@
               <w:spacing w:after="40" w:before="0"/>
               <w:jc w:val="left"/>
             </w:pPr>
-            <w:ins w:id="9011" w:author="Claude (AI) - proposed" w:date="2026-10-15T20:14:05Z">
+            <w:ins w:id="9011" w:author="Claude (AI) - proposed" w:date="2026-10-18T00:27:33Z">
               <w:r>
                 <w:rPr>
                   <w:rFonts w:ascii="Arial" w:cs="Arial" w:eastAsia="Arial" w:hAnsi="Arial"/>
@@ -2334,7 +2334,7 @@
               </w:rPr>
               <w:t xml:space="preserve">Correctly names the centre, angle, direction and preserved distances and shape, </w:t>
             </w:r>
-            <w:ins w:id="9012" w:author="Claude (AI) - proposed" w:date="2026-10-15T20:14:05Z">
+            <w:ins w:id="9012" w:author="Claude (AI) - proposed" w:date="2026-10-18T00:27:33Z">
               <w:r>
                 <w:rPr>
                   <w:rFonts w:ascii="Arial" w:cs="Arial" w:eastAsia="Arial" w:hAnsi="Arial"/>
@@ -2362,7 +2362,7 @@
               </w:rPr>
               <w:t xml:space="preserve">and clearly links each</w:t>
             </w:r>
-            <w:ins w:id="9013" w:author="Claude (AI) - proposed" w:date="2026-10-15T20:14:05Z">
+            <w:ins w:id="9013" w:author="Claude (AI) - proposed" w:date="2026-10-18T00:27:33Z">
               <w:r>
                 <w:rPr>
                   <w:rFonts w:ascii="Arial" w:cs="Arial" w:eastAsia="Arial" w:hAnsi="Arial"/>
@@ -2410,7 +2410,7 @@
               <w:spacing w:after="40" w:before="0"/>
               <w:jc w:val="left"/>
             </w:pPr>
-            <w:ins w:id="9014" w:author="Claude (AI) - proposed" w:date="2026-10-15T20:14:05Z">
+            <w:ins w:id="9014" w:author="Claude (AI) - proposed" w:date="2026-10-18T00:27:33Z">
               <w:r>
                 <w:rPr>
                   <w:rFonts w:ascii="Arial" w:cs="Arial" w:eastAsia="Arial" w:hAnsi="Arial"/>
@@ -2438,7 +2438,7 @@
               </w:rPr>
               <w:t xml:space="preserve">States most properties correctly</w:t>
             </w:r>
-            <w:ins w:id="9015" w:author="Claude (AI) - proposed" w:date="2026-10-15T20:14:05Z">
+            <w:ins w:id="9015" w:author="Claude (AI) - proposed" w:date="2026-10-18T00:27:33Z">
               <w:r>
                 <w:rPr>
                   <w:rFonts w:ascii="Arial" w:cs="Arial" w:eastAsia="Arial" w:hAnsi="Arial"/>
@@ -2486,7 +2486,7 @@
               <w:spacing w:after="40" w:before="0"/>
               <w:jc w:val="left"/>
             </w:pPr>
-            <w:ins w:id="9016" w:author="Claude (AI) - proposed" w:date="2026-10-15T20:14:05Z">
+            <w:ins w:id="9016" w:author="Claude (AI) - proposed" w:date="2026-10-18T00:27:33Z">
               <w:r>
                 <w:rPr>
                   <w:rFonts w:ascii="Arial" w:cs="Arial" w:eastAsia="Arial" w:hAnsi="Arial"/>
@@ -2514,7 +2514,7 @@
               </w:rPr>
               <w:t xml:space="preserve">Names rotation but confuses it with translation or reflection</w:t>
             </w:r>
-            <w:ins w:id="9017" w:author="Claude (AI) - proposed" w:date="2026-10-15T20:14:05Z">
+            <w:ins w:id="9017" w:author="Claude (AI) - proposed" w:date="2026-10-18T00:27:33Z">
               <w:r>
                 <w:rPr>
                   <w:rFonts w:ascii="Arial" w:cs="Arial" w:eastAsia="Arial" w:hAnsi="Arial"/>
@@ -2597,7 +2597,7 @@
               <w:spacing w:after="40" w:before="0"/>
               <w:jc w:val="left"/>
             </w:pPr>
-            <w:ins w:id="9018" w:author="Claude (AI) - proposed" w:date="2026-10-15T20:14:05Z">
+            <w:ins w:id="9018" w:author="Claude (AI) - proposed" w:date="2026-10-18T00:27:33Z">
               <w:r>
                 <w:rPr>
                   <w:rFonts w:ascii="Arial" w:cs="Arial" w:eastAsia="Arial" w:hAnsi="Arial"/>
@@ -2645,7 +2645,7 @@
               <w:spacing w:after="40" w:before="0"/>
               <w:jc w:val="left"/>
             </w:pPr>
-            <w:ins w:id="9019" w:author="Claude (AI) - proposed" w:date="2026-10-15T20:14:05Z">
+            <w:ins w:id="9019" w:author="Claude (AI) - proposed" w:date="2026-10-18T00:27:33Z">
               <w:r>
                 <w:rPr>
                   <w:rFonts w:ascii="Arial" w:cs="Arial" w:eastAsia="Arial" w:hAnsi="Arial"/>
@@ -2693,7 +2693,7 @@
               <w:spacing w:after="40" w:before="0"/>
               <w:jc w:val="left"/>
             </w:pPr>
-            <w:ins w:id="9020" w:author="Claude (AI) - proposed" w:date="2026-10-15T20:14:05Z">
+            <w:ins w:id="9020" w:author="Claude (AI) - proposed" w:date="2026-10-18T00:27:33Z">
               <w:r>
                 <w:rPr>
                   <w:rFonts w:ascii="Arial" w:cs="Arial" w:eastAsia="Arial" w:hAnsi="Arial"/>
@@ -2776,7 +2776,7 @@
               <w:spacing w:after="40" w:before="0"/>
               <w:jc w:val="left"/>
             </w:pPr>
-            <w:ins w:id="9021" w:author="Claude (AI) - proposed" w:date="2026-10-15T20:14:05Z">
+            <w:ins w:id="9021" w:author="Claude (AI) - proposed" w:date="2026-10-18T00:27:33Z">
               <w:r>
                 <w:rPr>
                   <w:rFonts w:ascii="Arial" w:cs="Arial" w:eastAsia="Arial" w:hAnsi="Arial"/>
@@ -2824,7 +2824,7 @@
               <w:spacing w:after="40" w:before="0"/>
               <w:jc w:val="left"/>
             </w:pPr>
-            <w:ins w:id="9022" w:author="Claude (AI) - proposed" w:date="2026-10-15T20:14:05Z">
+            <w:ins w:id="9022" w:author="Claude (AI) - proposed" w:date="2026-10-18T00:27:33Z">
               <w:r>
                 <w:rPr>
                   <w:rFonts w:ascii="Arial" w:cs="Arial" w:eastAsia="Arial" w:hAnsi="Arial"/>
@@ -2872,7 +2872,7 @@
               <w:spacing w:after="40" w:before="0"/>
               <w:jc w:val="left"/>
             </w:pPr>
-            <w:ins w:id="9023" w:author="Claude (AI) - proposed" w:date="2026-10-15T20:14:05Z">
+            <w:ins w:id="9023" w:author="Claude (AI) - proposed" w:date="2026-10-18T00:27:33Z">
               <w:r>
                 <w:rPr>
                   <w:rFonts w:ascii="Arial" w:cs="Arial" w:eastAsia="Arial" w:hAnsi="Arial"/>
@@ -2955,7 +2955,7 @@
               <w:spacing w:after="40" w:before="0"/>
               <w:jc w:val="left"/>
             </w:pPr>
-            <w:ins w:id="9024" w:author="Claude (AI) - proposed" w:date="2026-10-15T20:14:05Z">
+            <w:ins w:id="9024" w:author="Claude (AI) - proposed" w:date="2026-10-18T00:27:33Z">
               <w:r>
                 <w:rPr>
                   <w:rFonts w:ascii="Arial" w:cs="Arial" w:eastAsia="Arial" w:hAnsi="Arial"/>
@@ -3003,7 +3003,7 @@
               <w:spacing w:after="40" w:before="0"/>
               <w:jc w:val="left"/>
             </w:pPr>
-            <w:ins w:id="9025" w:author="Claude (AI) - proposed" w:date="2026-10-15T20:14:05Z">
+            <w:ins w:id="9025" w:author="Claude (AI) - proposed" w:date="2026-10-18T00:27:33Z">
               <w:r>
                 <w:rPr>
                   <w:rFonts w:ascii="Arial" w:cs="Arial" w:eastAsia="Arial" w:hAnsi="Arial"/>
@@ -3051,7 +3051,7 @@
               <w:spacing w:after="40" w:before="0"/>
               <w:jc w:val="left"/>
             </w:pPr>
-            <w:ins w:id="9026" w:author="Claude (AI) - proposed" w:date="2026-10-15T20:14:05Z">
+            <w:ins w:id="9026" w:author="Claude (AI) - proposed" w:date="2026-10-18T00:27:33Z">
               <w:r>
                 <w:rPr>
                   <w:rFonts w:ascii="Arial" w:cs="Arial" w:eastAsia="Arial" w:hAnsi="Arial"/>
@@ -3134,7 +3134,7 @@
               <w:spacing w:after="40" w:before="0"/>
               <w:jc w:val="left"/>
             </w:pPr>
-            <w:ins w:id="9027" w:author="Claude (AI) - proposed" w:date="2026-10-15T20:14:05Z">
+            <w:ins w:id="9027" w:author="Claude (AI) - proposed" w:date="2026-10-18T00:27:33Z">
               <w:r>
                 <w:rPr>
                   <w:rFonts w:ascii="Arial" w:cs="Arial" w:eastAsia="Arial" w:hAnsi="Arial"/>
@@ -3182,7 +3182,7 @@
               <w:spacing w:after="40" w:before="0"/>
               <w:jc w:val="left"/>
             </w:pPr>
-            <w:ins w:id="9028" w:author="Claude (AI) - proposed" w:date="2026-10-15T20:14:05Z">
+            <w:ins w:id="9028" w:author="Claude (AI) - proposed" w:date="2026-10-18T00:27:33Z">
               <w:r>
                 <w:rPr>
                   <w:rFonts w:ascii="Arial" w:cs="Arial" w:eastAsia="Arial" w:hAnsi="Arial"/>
@@ -3230,7 +3230,7 @@
               <w:spacing w:after="40" w:before="0"/>
               <w:jc w:val="left"/>
             </w:pPr>
-            <w:ins w:id="9029" w:author="Claude (AI) - proposed" w:date="2026-10-15T20:14:05Z">
+            <w:ins w:id="9029" w:author="Claude (AI) - proposed" w:date="2026-10-18T00:27:33Z">
               <w:r>
                 <w:rPr>
                   <w:rFonts w:ascii="Arial" w:cs="Arial" w:eastAsia="Arial" w:hAnsi="Arial"/>
@@ -3380,7 +3380,7 @@
         </w:rPr>
         <w:t xml:space="preserve">© 2026 SeaVuria and ARES. This work is licensed under a </w:t>
       </w:r>
-      <w:hyperlink w:history="1" r:id="rIdnkinfrk_rrqelv3apxh4d">
+      <w:hyperlink w:history="1" r:id="rIdpmwws-4xunjbfjbzkvn9b">
         <w:r>
           <w:rPr>
             <w:rFonts w:ascii="Arial" w:cs="Arial" w:eastAsia="Arial" w:hAnsi="Arial"/>
@@ -3400,7 +3400,7 @@
         </w:rPr>
         <w:t xml:space="preserve"> (</w:t>
       </w:r>
-      <w:hyperlink w:history="1" r:id="rIdh8wfjpzgjfctmgxpr35f5">
+      <w:hyperlink w:history="1" r:id="rId8ehopk9kpcxj0cpuerfil">
         <w:r>
           <w:rPr>
             <w:rFonts w:ascii="Arial" w:cs="Arial" w:eastAsia="Arial" w:hAnsi="Arial"/>
@@ -3420,7 +3420,7 @@
         </w:rPr>
         <w:t xml:space="preserve">). To view a copy of this license, visit </w:t>
       </w:r>
-      <w:hyperlink w:history="1" r:id="rId6wwyehju37ym-ucel0twf">
+      <w:hyperlink w:history="1" r:id="rIdcwbbm_ngvy0ir4qmoklhy">
         <w:r>
           <w:rPr>
             <w:rFonts w:ascii="Arial" w:cs="Arial" w:eastAsia="Arial" w:hAnsi="Arial"/>
